--- a/india_monitor_data/rag/documents/Strike_Intelligence/Strait of Hormuz_Strike_Intelligence.docx
+++ b/india_monitor_data/rag/documents/Strike_Intelligence/Strait of Hormuz_Strike_Intelligence.docx
@@ -15,7 +15,7 @@
       <w:r>
         <w:t>Monitored Freight Hub: Strait of Hormuz Logistics Cluster</w:t>
         <w:br/>
-        <w:t>Generated: 2026-09-08 14:22:30 | Total Disruption Incidents Analyzed: 6</w:t>
+        <w:t>Generated: 2026-09-09 16:49:45 | Total Disruption Incidents Analyzed: 6</w:t>
         <w:br/>
         <w:t>Disruption Severity Breakdown: 🔴 HIGH: 3 | 🟡 MEDIUM: 0 | 🟢 LOW: 3</w:t>
       </w:r>
